--- a/Coding 1 - year/Unit 7 - Project Development/Daily Lesson Plans/Word/Day 156.docx
+++ b/Coding 1 - year/Unit 7 - Project Development/Daily Lesson Plans/Word/Day 156.docx
@@ -50,12 +50,15 @@
               </w:rPr>
               <w:t xml:space="preserve">Coding I — Full Year</w:t>
             </w:r>
-          </w:p>
-          <w:p>
-            <w:pPr>
-              <w:spacing w:before="40"/>
-              <w:jc w:val="center"/>
-            </w:pPr>
+            <w:r>
+              <w:rPr>
+                <w:rFonts w:ascii="Arial" w:cs="Arial" w:eastAsia="Arial" w:hAnsi="Arial"/>
+                <w:sz w:val="16"/>
+                <w:szCs w:val="16"/>
+              </w:rPr>
+              <w:br/>
+              <w:t xml:space="preserve"/>
+            </w:r>
             <w:r>
               <w:rPr>
                 <w:rFonts w:ascii="Arial" w:cs="Arial" w:eastAsia="Arial" w:hAnsi="Arial"/>
@@ -83,7 +86,7 @@
           <w:rFonts w:ascii="Arial" w:cs="Arial" w:eastAsia="Arial" w:hAnsi="Arial"/>
           <w:b/>
           <w:bCs/>
-          <w:color w:val="1F3864"/>
+          <w:color w:val="2B5797"/>
           <w:sz w:val="32"/>
           <w:szCs w:val="32"/>
         </w:rPr>
@@ -261,9 +264,9 @@
               <w:right w:val="single" w:color="CCCCCC" w:sz="1"/>
             </w:tcBorders>
             <w:tcMar>
-              <w:top w:type="dxa" w:w="60"/>
+              <w:top w:type="dxa" w:w="80"/>
               <w:left w:type="dxa" w:w="120"/>
-              <w:bottom w:type="dxa" w:w="60"/>
+              <w:bottom w:type="dxa" w:w="80"/>
               <w:right w:type="dxa" w:w="120"/>
             </w:tcMar>
           </w:tcPr>
@@ -290,20 +293,213 @@
               <w:right w:val="single" w:color="CCCCCC" w:sz="1"/>
             </w:tcBorders>
             <w:tcMar>
-              <w:top w:type="dxa" w:w="60"/>
+              <w:top w:type="dxa" w:w="80"/>
               <w:left w:type="dxa" w:w="120"/>
-              <w:bottom w:type="dxa" w:w="60"/>
+              <w:bottom w:type="dxa" w:w="80"/>
               <w:right w:type="dxa" w:w="120"/>
             </w:tcMar>
           </w:tcPr>
           <w:p>
-            <w:r>
-              <w:rPr>
-                <w:rFonts w:ascii="Arial" w:cs="Arial" w:eastAsia="Arial" w:hAnsi="Arial"/>
-                <w:sz w:val="20"/>
-                <w:szCs w:val="20"/>
+            <w:pPr>
+              <w:spacing w:after="80" w:before="80"/>
+            </w:pPr>
+            <w:r>
+              <w:rPr>
+                <w:rFonts w:ascii="Arial" w:cs="Arial" w:eastAsia="Arial" w:hAnsi="Arial"/>
+                <w:b/>
+                <w:bCs/>
+                <w:i w:val="false"/>
+                <w:iCs w:val="false"/>
+                <w:color w:val="000000"/>
+                <w:sz w:val="22"/>
+                <w:szCs w:val="22"/>
               </w:rPr>
               <w:t xml:space="preserve">Bell Ringer / Review</w:t>
+            </w:r>
+            <w:r>
+              <w:rPr>
+                <w:rFonts w:ascii="Arial" w:cs="Arial" w:eastAsia="Arial" w:hAnsi="Arial"/>
+                <w:sz w:val="20"/>
+                <w:szCs w:val="20"/>
+              </w:rPr>
+              <w:br/>
+              <w:t xml:space="preserve"/>
+            </w:r>
+            <w:r>
+              <w:rPr>
+                <w:rFonts w:ascii="Arial" w:cs="Arial" w:eastAsia="Arial" w:hAnsi="Arial"/>
+                <w:sz w:val="20"/>
+                <w:szCs w:val="20"/>
+              </w:rPr>
+              <w:br/>
+              <w:t xml:space="preserve"/>
+            </w:r>
+            <w:r>
+              <w:rPr>
+                <w:rFonts w:ascii="Arial" w:cs="Arial" w:eastAsia="Arial" w:hAnsi="Arial"/>
+                <w:b/>
+                <w:bCs/>
+                <w:i w:val="false"/>
+                <w:iCs w:val="false"/>
+                <w:color w:val="000000"/>
+                <w:sz w:val="20"/>
+                <w:szCs w:val="20"/>
+              </w:rPr>
+              <w:t xml:space="preserve">Quick Write </w:t>
+            </w:r>
+            <w:r>
+              <w:rPr>
+                <w:rFonts w:ascii="Arial" w:cs="Arial" w:eastAsia="Arial" w:hAnsi="Arial"/>
+                <w:b w:val="false"/>
+                <w:bCs w:val="false"/>
+                <w:i w:val="false"/>
+                <w:iCs w:val="false"/>
+                <w:color w:val="000000"/>
+                <w:sz w:val="20"/>
+                <w:szCs w:val="20"/>
+              </w:rPr>
+              <w:t xml:space="preserve">(3 min — written or verbal):</w:t>
+            </w:r>
+            <w:r>
+              <w:rPr>
+                <w:rFonts w:ascii="Arial" w:cs="Arial" w:eastAsia="Arial" w:hAnsi="Arial"/>
+                <w:sz w:val="20"/>
+                <w:szCs w:val="20"/>
+              </w:rPr>
+              <w:br/>
+              <w:t xml:space="preserve"/>
+            </w:r>
+            <w:r>
+              <w:rPr>
+                <w:rFonts w:ascii="Arial" w:cs="Arial" w:eastAsia="Arial" w:hAnsi="Arial"/>
+                <w:b w:val="false"/>
+                <w:bCs w:val="false"/>
+                <w:i w:val="false"/>
+                <w:iCs w:val="false"/>
+                <w:color w:val="000000"/>
+                <w:sz w:val="20"/>
+                <w:szCs w:val="20"/>
+              </w:rPr>
+              <w:t xml:space="preserve">    In your own words: Organize my code with a clear structure, use version control effectively, and implement core functions systematically?</w:t>
+            </w:r>
+            <w:r>
+              <w:rPr>
+                <w:rFonts w:ascii="Arial" w:cs="Arial" w:eastAsia="Arial" w:hAnsi="Arial"/>
+                <w:sz w:val="20"/>
+                <w:szCs w:val="20"/>
+              </w:rPr>
+              <w:br/>
+              <w:t xml:space="preserve"/>
+            </w:r>
+            <w:r>
+              <w:rPr>
+                <w:rFonts w:ascii="Arial" w:cs="Arial" w:eastAsia="Arial" w:hAnsi="Arial"/>
+                <w:sz w:val="20"/>
+                <w:szCs w:val="20"/>
+              </w:rPr>
+              <w:br/>
+              <w:t xml:space="preserve"/>
+            </w:r>
+            <w:r>
+              <w:rPr>
+                <w:rFonts w:ascii="Arial" w:cs="Arial" w:eastAsia="Arial" w:hAnsi="Arial"/>
+                <w:b/>
+                <w:bCs/>
+                <w:i w:val="false"/>
+                <w:iCs w:val="false"/>
+                <w:color w:val="000000"/>
+                <w:sz w:val="20"/>
+                <w:szCs w:val="20"/>
+              </w:rPr>
+              <w:t xml:space="preserve">Vocabulary Preview — </w:t>
+            </w:r>
+            <w:r>
+              <w:rPr>
+                <w:rFonts w:ascii="Arial" w:cs="Arial" w:eastAsia="Arial" w:hAnsi="Arial"/>
+                <w:b w:val="false"/>
+                <w:bCs w:val="false"/>
+                <w:i w:val="false"/>
+                <w:iCs w:val="false"/>
+                <w:color w:val="000000"/>
+                <w:sz w:val="20"/>
+                <w:szCs w:val="20"/>
+              </w:rPr>
+              <w:t xml:space="preserve">terms we'll use today:</w:t>
+            </w:r>
+            <w:r>
+              <w:rPr>
+                <w:rFonts w:ascii="Arial" w:cs="Arial" w:eastAsia="Arial" w:hAnsi="Arial"/>
+                <w:sz w:val="20"/>
+                <w:szCs w:val="20"/>
+              </w:rPr>
+              <w:br/>
+              <w:t xml:space="preserve"/>
+            </w:r>
+            <w:r>
+              <w:rPr>
+                <w:rFonts w:ascii="Arial" w:cs="Arial" w:eastAsia="Arial" w:hAnsi="Arial"/>
+                <w:b w:val="false"/>
+                <w:bCs w:val="false"/>
+                <w:i w:val="false"/>
+                <w:iCs w:val="false"/>
+                <w:color w:val="000000"/>
+                <w:sz w:val="20"/>
+                <w:szCs w:val="20"/>
+              </w:rPr>
+              <w:t xml:space="preserve">    • Why organize this way?</w:t>
+            </w:r>
+            <w:r>
+              <w:rPr>
+                <w:rFonts w:ascii="Arial" w:cs="Arial" w:eastAsia="Arial" w:hAnsi="Arial"/>
+                <w:sz w:val="20"/>
+                <w:szCs w:val="20"/>
+              </w:rPr>
+              <w:br/>
+              <w:t xml:space="preserve"/>
+            </w:r>
+            <w:r>
+              <w:rPr>
+                <w:rFonts w:ascii="Arial" w:cs="Arial" w:eastAsia="Arial" w:hAnsi="Arial"/>
+                <w:sz w:val="20"/>
+                <w:szCs w:val="20"/>
+              </w:rPr>
+              <w:br/>
+              <w:t xml:space="preserve"/>
+            </w:r>
+            <w:r>
+              <w:rPr>
+                <w:rFonts w:ascii="Arial" w:cs="Arial" w:eastAsia="Arial" w:hAnsi="Arial"/>
+                <w:b w:val="false"/>
+                <w:bCs w:val="false"/>
+                <w:i/>
+                <w:iCs/>
+                <w:color w:val="444444"/>
+                <w:sz w:val="20"/>
+                <w:szCs w:val="20"/>
+              </w:rPr>
+              <w:t xml:space="preserve">Today's Goal: By the end of class you will be able to organize my code with a clear structure, use version control effectively, and implement core functions systematically.</w:t>
+            </w:r>
+            <w:r>
+              <w:rPr>
+                <w:rFonts w:ascii="Arial" w:cs="Arial" w:eastAsia="Arial" w:hAnsi="Arial"/>
+                <w:sz w:val="20"/>
+                <w:szCs w:val="20"/>
+              </w:rPr>
+              <w:br/>
+              <w:t xml:space="preserve"/>
+            </w:r>
+            <w:r>
+              <w:rPr>
+                <w:rFonts w:ascii="Arial" w:cs="Arial" w:eastAsia="Arial" w:hAnsi="Arial"/>
+                <w:b w:val="false"/>
+                <w:bCs w:val="false"/>
+                <w:i/>
+                <w:iCs/>
+                <w:color w:val="555555"/>
+                <w:sz w:val="20"/>
+                <w:szCs w:val="20"/>
+              </w:rPr>
+              <w:t xml:space="preserve">→ Pair-share your response, then 2–3 students share with the class.</w:t>
             </w:r>
           </w:p>
         </w:tc>
@@ -319,9 +515,9 @@
               <w:right w:val="single" w:color="CCCCCC" w:sz="1"/>
             </w:tcBorders>
             <w:tcMar>
-              <w:top w:type="dxa" w:w="60"/>
+              <w:top w:type="dxa" w:w="80"/>
               <w:left w:type="dxa" w:w="120"/>
-              <w:bottom w:type="dxa" w:w="60"/>
+              <w:bottom w:type="dxa" w:w="80"/>
               <w:right w:type="dxa" w:w="120"/>
             </w:tcMar>
           </w:tcPr>
@@ -348,20 +544,380 @@
               <w:right w:val="single" w:color="CCCCCC" w:sz="1"/>
             </w:tcBorders>
             <w:tcMar>
-              <w:top w:type="dxa" w:w="60"/>
+              <w:top w:type="dxa" w:w="80"/>
               <w:left w:type="dxa" w:w="120"/>
-              <w:bottom w:type="dxa" w:w="60"/>
+              <w:bottom w:type="dxa" w:w="80"/>
               <w:right w:type="dxa" w:w="120"/>
             </w:tcMar>
           </w:tcPr>
           <w:p>
-            <w:r>
-              <w:rPr>
-                <w:rFonts w:ascii="Arial" w:cs="Arial" w:eastAsia="Arial" w:hAnsi="Arial"/>
-                <w:sz w:val="20"/>
-                <w:szCs w:val="20"/>
-              </w:rPr>
-              <w:t xml:space="preserve">Mini Lesson: Sprint 1 Begins — Setting Up Project Structure</w:t>
+            <w:pPr>
+              <w:spacing w:after="80" w:before="80"/>
+            </w:pPr>
+            <w:r>
+              <w:rPr>
+                <w:rFonts w:ascii="Arial" w:cs="Arial" w:eastAsia="Arial" w:hAnsi="Arial"/>
+                <w:b/>
+                <w:bCs/>
+                <w:i w:val="false"/>
+                <w:iCs w:val="false"/>
+                <w:color w:val="000000"/>
+                <w:sz w:val="22"/>
+                <w:szCs w:val="22"/>
+              </w:rPr>
+              <w:t xml:space="preserve">Mini Lesson: </w:t>
+            </w:r>
+            <w:r>
+              <w:rPr>
+                <w:rFonts w:ascii="Arial" w:cs="Arial" w:eastAsia="Arial" w:hAnsi="Arial"/>
+                <w:b w:val="false"/>
+                <w:bCs w:val="false"/>
+                <w:i w:val="false"/>
+                <w:iCs w:val="false"/>
+                <w:color w:val="000000"/>
+                <w:sz w:val="22"/>
+                <w:szCs w:val="22"/>
+              </w:rPr>
+              <w:t xml:space="preserve">Sprint 1 Begins — Setting Up Project Structure</w:t>
+            </w:r>
+            <w:r>
+              <w:rPr>
+                <w:rFonts w:ascii="Arial" w:cs="Arial" w:eastAsia="Arial" w:hAnsi="Arial"/>
+                <w:sz w:val="20"/>
+                <w:szCs w:val="20"/>
+              </w:rPr>
+              <w:br/>
+              <w:t xml:space="preserve"/>
+            </w:r>
+            <w:r>
+              <w:rPr>
+                <w:rFonts w:ascii="Arial" w:cs="Arial" w:eastAsia="Arial" w:hAnsi="Arial"/>
+                <w:sz w:val="20"/>
+                <w:szCs w:val="20"/>
+              </w:rPr>
+              <w:br/>
+              <w:t xml:space="preserve"/>
+            </w:r>
+            <w:r>
+              <w:rPr>
+                <w:rFonts w:ascii="Arial" w:cs="Arial" w:eastAsia="Arial" w:hAnsi="Arial"/>
+                <w:b/>
+                <w:bCs/>
+                <w:i/>
+                <w:iCs/>
+                <w:color w:val="000000"/>
+                <w:sz w:val="20"/>
+                <w:szCs w:val="20"/>
+              </w:rPr>
+              <w:t xml:space="preserve">Learning Target: </w:t>
+            </w:r>
+            <w:r>
+              <w:rPr>
+                <w:rFonts w:ascii="Arial" w:cs="Arial" w:eastAsia="Arial" w:hAnsi="Arial"/>
+                <w:b w:val="false"/>
+                <w:bCs w:val="false"/>
+                <w:i/>
+                <w:iCs/>
+                <w:color w:val="333333"/>
+                <w:sz w:val="20"/>
+                <w:szCs w:val="20"/>
+              </w:rPr>
+              <w:t xml:space="preserve">I can organize my code with a clear structure, use version control effectively, and implement core functions systematically.</w:t>
+            </w:r>
+            <w:r>
+              <w:rPr>
+                <w:rFonts w:ascii="Arial" w:cs="Arial" w:eastAsia="Arial" w:hAnsi="Arial"/>
+                <w:sz w:val="20"/>
+                <w:szCs w:val="20"/>
+              </w:rPr>
+              <w:br/>
+              <w:t xml:space="preserve"/>
+            </w:r>
+            <w:r>
+              <w:rPr>
+                <w:rFonts w:ascii="Arial" w:cs="Arial" w:eastAsia="Arial" w:hAnsi="Arial"/>
+                <w:sz w:val="20"/>
+                <w:szCs w:val="20"/>
+              </w:rPr>
+              <w:br/>
+              <w:t xml:space="preserve"/>
+            </w:r>
+            <w:r>
+              <w:rPr>
+                <w:rFonts w:ascii="Arial" w:cs="Arial" w:eastAsia="Arial" w:hAnsi="Arial"/>
+                <w:b w:val="false"/>
+                <w:bCs w:val="false"/>
+                <w:i w:val="false"/>
+                <w:iCs w:val="false"/>
+                <w:color w:val="000000"/>
+                <w:sz w:val="20"/>
+                <w:szCs w:val="20"/>
+              </w:rPr>
+              <w:t xml:space="preserve">A well-organized project file looks like:</w:t>
+            </w:r>
+            <w:r>
+              <w:rPr>
+                <w:rFonts w:ascii="Arial" w:cs="Arial" w:eastAsia="Arial" w:hAnsi="Arial"/>
+                <w:sz w:val="20"/>
+                <w:szCs w:val="20"/>
+              </w:rPr>
+              <w:br/>
+              <w:t xml:space="preserve"/>
+            </w:r>
+            <w:r>
+              <w:rPr>
+                <w:rFonts w:ascii="Arial" w:cs="Arial" w:eastAsia="Arial" w:hAnsi="Arial"/>
+                <w:b w:val="false"/>
+                <w:bCs w:val="false"/>
+                <w:i w:val="false"/>
+                <w:iCs w:val="false"/>
+                <w:color w:val="000000"/>
+                <w:sz w:val="20"/>
+                <w:szCs w:val="20"/>
+              </w:rPr>
+              <w:t xml:space="preserve">After each working session, commit your progress:</w:t>
+            </w:r>
+            <w:r>
+              <w:rPr>
+                <w:rFonts w:ascii="Arial" w:cs="Arial" w:eastAsia="Arial" w:hAnsi="Arial"/>
+                <w:sz w:val="20"/>
+                <w:szCs w:val="20"/>
+              </w:rPr>
+              <w:br/>
+              <w:t xml:space="preserve"/>
+            </w:r>
+            <w:r>
+              <w:rPr>
+                <w:rFonts w:ascii="Arial" w:cs="Arial" w:eastAsia="Arial" w:hAnsi="Arial"/>
+                <w:sz w:val="20"/>
+                <w:szCs w:val="20"/>
+              </w:rPr>
+              <w:br/>
+              <w:t xml:space="preserve"/>
+            </w:r>
+            <w:r>
+              <w:rPr>
+                <w:rFonts w:ascii="Arial" w:cs="Arial" w:eastAsia="Arial" w:hAnsi="Arial"/>
+                <w:b/>
+                <w:bCs/>
+                <w:i w:val="false"/>
+                <w:iCs w:val="false"/>
+                <w:color w:val="000000"/>
+                <w:sz w:val="20"/>
+                <w:szCs w:val="20"/>
+              </w:rPr>
+              <w:t xml:space="preserve">Key Concepts:</w:t>
+            </w:r>
+            <w:r>
+              <w:rPr>
+                <w:rFonts w:ascii="Arial" w:cs="Arial" w:eastAsia="Arial" w:hAnsi="Arial"/>
+                <w:sz w:val="20"/>
+                <w:szCs w:val="20"/>
+              </w:rPr>
+              <w:br/>
+              <w:t xml:space="preserve"/>
+            </w:r>
+            <w:r>
+              <w:rPr>
+                <w:rFonts w:ascii="Arial" w:cs="Arial" w:eastAsia="Arial" w:hAnsi="Arial"/>
+                <w:b w:val="false"/>
+                <w:bCs w:val="false"/>
+                <w:i w:val="false"/>
+                <w:iCs w:val="false"/>
+                <w:color w:val="000000"/>
+                <w:sz w:val="20"/>
+                <w:szCs w:val="20"/>
+              </w:rPr>
+              <w:t xml:space="preserve">    • Related functions grouped together</w:t>
+            </w:r>
+            <w:r>
+              <w:rPr>
+                <w:rFonts w:ascii="Arial" w:cs="Arial" w:eastAsia="Arial" w:hAnsi="Arial"/>
+                <w:sz w:val="20"/>
+                <w:szCs w:val="20"/>
+              </w:rPr>
+              <w:br/>
+              <w:t xml:space="preserve"/>
+            </w:r>
+            <w:r>
+              <w:rPr>
+                <w:rFonts w:ascii="Arial" w:cs="Arial" w:eastAsia="Arial" w:hAnsi="Arial"/>
+                <w:b w:val="false"/>
+                <w:bCs w:val="false"/>
+                <w:i w:val="false"/>
+                <w:iCs w:val="false"/>
+                <w:color w:val="000000"/>
+                <w:sz w:val="20"/>
+                <w:szCs w:val="20"/>
+              </w:rPr>
+              <w:t xml:space="preserve">    • Easy to navigate and find code</w:t>
+            </w:r>
+            <w:r>
+              <w:rPr>
+                <w:rFonts w:ascii="Arial" w:cs="Arial" w:eastAsia="Arial" w:hAnsi="Arial"/>
+                <w:sz w:val="20"/>
+                <w:szCs w:val="20"/>
+              </w:rPr>
+              <w:br/>
+              <w:t xml:space="preserve"/>
+            </w:r>
+            <w:r>
+              <w:rPr>
+                <w:rFonts w:ascii="Arial" w:cs="Arial" w:eastAsia="Arial" w:hAnsi="Arial"/>
+                <w:b w:val="false"/>
+                <w:bCs w:val="false"/>
+                <w:i w:val="false"/>
+                <w:iCs w:val="false"/>
+                <w:color w:val="000000"/>
+                <w:sz w:val="20"/>
+                <w:szCs w:val="20"/>
+              </w:rPr>
+              <w:t xml:space="preserve">    • Follows professional conventions</w:t>
+            </w:r>
+            <w:r>
+              <w:rPr>
+                <w:rFonts w:ascii="Arial" w:cs="Arial" w:eastAsia="Arial" w:hAnsi="Arial"/>
+                <w:sz w:val="20"/>
+                <w:szCs w:val="20"/>
+              </w:rPr>
+              <w:br/>
+              <w:t xml:space="preserve"/>
+            </w:r>
+            <w:r>
+              <w:rPr>
+                <w:rFonts w:ascii="Arial" w:cs="Arial" w:eastAsia="Arial" w:hAnsi="Arial"/>
+                <w:b w:val="false"/>
+                <w:bCs w:val="false"/>
+                <w:i w:val="false"/>
+                <w:iCs w:val="false"/>
+                <w:color w:val="000000"/>
+                <w:sz w:val="20"/>
+                <w:szCs w:val="20"/>
+              </w:rPr>
+              <w:t xml:space="preserve">    • Scales well as project grows</w:t>
+            </w:r>
+            <w:r>
+              <w:rPr>
+                <w:rFonts w:ascii="Arial" w:cs="Arial" w:eastAsia="Arial" w:hAnsi="Arial"/>
+                <w:sz w:val="20"/>
+                <w:szCs w:val="20"/>
+              </w:rPr>
+              <w:br/>
+              <w:t xml:space="preserve"/>
+            </w:r>
+            <w:r>
+              <w:rPr>
+                <w:rFonts w:ascii="Arial" w:cs="Arial" w:eastAsia="Arial" w:hAnsi="Arial"/>
+                <w:sz w:val="20"/>
+                <w:szCs w:val="20"/>
+              </w:rPr>
+              <w:br/>
+              <w:t xml:space="preserve"/>
+            </w:r>
+            <w:r>
+              <w:rPr>
+                <w:rFonts w:ascii="Arial" w:cs="Arial" w:eastAsia="Arial" w:hAnsi="Arial"/>
+                <w:b/>
+                <w:bCs/>
+                <w:i w:val="false"/>
+                <w:iCs w:val="false"/>
+                <w:color w:val="000000"/>
+                <w:sz w:val="20"/>
+                <w:szCs w:val="20"/>
+              </w:rPr>
+              <w:t xml:space="preserve">Vocabulary: </w:t>
+            </w:r>
+            <w:r>
+              <w:rPr>
+                <w:rFonts w:ascii="Arial" w:cs="Arial" w:eastAsia="Arial" w:hAnsi="Arial"/>
+                <w:b w:val="false"/>
+                <w:bCs w:val="false"/>
+                <w:i w:val="false"/>
+                <w:iCs w:val="false"/>
+                <w:color w:val="000000"/>
+                <w:sz w:val="20"/>
+                <w:szCs w:val="20"/>
+              </w:rPr>
+              <w:t xml:space="preserve">Why organize this way?</w:t>
+            </w:r>
+            <w:r>
+              <w:rPr>
+                <w:rFonts w:ascii="Arial" w:cs="Arial" w:eastAsia="Arial" w:hAnsi="Arial"/>
+                <w:sz w:val="20"/>
+                <w:szCs w:val="20"/>
+              </w:rPr>
+              <w:br/>
+              <w:t xml:space="preserve"/>
+            </w:r>
+            <w:r>
+              <w:rPr>
+                <w:rFonts w:ascii="Arial" w:cs="Arial" w:eastAsia="Arial" w:hAnsi="Arial"/>
+                <w:sz w:val="20"/>
+                <w:szCs w:val="20"/>
+              </w:rPr>
+              <w:br/>
+              <w:t xml:space="preserve"/>
+            </w:r>
+            <w:r>
+              <w:rPr>
+                <w:rFonts w:ascii="Arial" w:cs="Arial" w:eastAsia="Arial" w:hAnsi="Arial"/>
+                <w:b/>
+                <w:bCs/>
+                <w:i/>
+                <w:iCs/>
+                <w:color w:val="555555"/>
+                <w:sz w:val="20"/>
+                <w:szCs w:val="20"/>
+              </w:rPr>
+              <w:t xml:space="preserve">→ Live Demo — </w:t>
+            </w:r>
+            <w:r>
+              <w:rPr>
+                <w:rFonts w:ascii="Arial" w:cs="Arial" w:eastAsia="Arial" w:hAnsi="Arial"/>
+                <w:b w:val="false"/>
+                <w:bCs w:val="false"/>
+                <w:i/>
+                <w:iCs/>
+                <w:color w:val="555555"/>
+                <w:sz w:val="20"/>
+                <w:szCs w:val="20"/>
+              </w:rPr>
+              <w:t xml:space="preserve">type examples as students follow along in their own editor.</w:t>
+            </w:r>
+            <w:r>
+              <w:rPr>
+                <w:rFonts w:ascii="Arial" w:cs="Arial" w:eastAsia="Arial" w:hAnsi="Arial"/>
+                <w:sz w:val="20"/>
+                <w:szCs w:val="20"/>
+              </w:rPr>
+              <w:br/>
+              <w:t xml:space="preserve"/>
+            </w:r>
+            <w:r>
+              <w:rPr>
+                <w:rFonts w:ascii="Arial" w:cs="Arial" w:eastAsia="Arial" w:hAnsi="Arial"/>
+                <w:b/>
+                <w:bCs/>
+                <w:i/>
+                <w:iCs/>
+                <w:color w:val="555555"/>
+                <w:sz w:val="20"/>
+                <w:szCs w:val="20"/>
+              </w:rPr>
+              <w:t xml:space="preserve">→ Check for Understanding: </w:t>
+            </w:r>
+            <w:r>
+              <w:rPr>
+                <w:rFonts w:ascii="Arial" w:cs="Arial" w:eastAsia="Arial" w:hAnsi="Arial"/>
+                <w:b w:val="false"/>
+                <w:bCs w:val="false"/>
+                <w:i/>
+                <w:iCs/>
+                <w:color w:val="555555"/>
+                <w:sz w:val="20"/>
+                <w:szCs w:val="20"/>
+              </w:rPr>
+              <w:t xml:space="preserve">pause and cold-call: “Can someone explain what we just did in their own words?”</w:t>
             </w:r>
           </w:p>
         </w:tc>
@@ -377,9 +933,9 @@
               <w:right w:val="single" w:color="CCCCCC" w:sz="1"/>
             </w:tcBorders>
             <w:tcMar>
-              <w:top w:type="dxa" w:w="60"/>
+              <w:top w:type="dxa" w:w="80"/>
               <w:left w:type="dxa" w:w="120"/>
-              <w:bottom w:type="dxa" w:w="60"/>
+              <w:bottom w:type="dxa" w:w="80"/>
               <w:right w:type="dxa" w:w="120"/>
             </w:tcMar>
           </w:tcPr>
@@ -406,20 +962,90 @@
               <w:right w:val="single" w:color="CCCCCC" w:sz="1"/>
             </w:tcBorders>
             <w:tcMar>
-              <w:top w:type="dxa" w:w="60"/>
+              <w:top w:type="dxa" w:w="80"/>
               <w:left w:type="dxa" w:w="120"/>
-              <w:bottom w:type="dxa" w:w="60"/>
+              <w:bottom w:type="dxa" w:w="80"/>
               <w:right w:type="dxa" w:w="120"/>
             </w:tcMar>
           </w:tcPr>
           <w:p>
-            <w:r>
-              <w:rPr>
-                <w:rFonts w:ascii="Arial" w:cs="Arial" w:eastAsia="Arial" w:hAnsi="Arial"/>
-                <w:sz w:val="20"/>
-                <w:szCs w:val="20"/>
+            <w:pPr>
+              <w:spacing w:after="80" w:before="80"/>
+            </w:pPr>
+            <w:r>
+              <w:rPr>
+                <w:rFonts w:ascii="Arial" w:cs="Arial" w:eastAsia="Arial" w:hAnsi="Arial"/>
+                <w:b/>
+                <w:bCs/>
+                <w:i w:val="false"/>
+                <w:iCs w:val="false"/>
+                <w:color w:val="000000"/>
+                <w:sz w:val="22"/>
+                <w:szCs w:val="22"/>
               </w:rPr>
               <w:t xml:space="preserve">Guided Practice</w:t>
+            </w:r>
+            <w:r>
+              <w:rPr>
+                <w:rFonts w:ascii="Arial" w:cs="Arial" w:eastAsia="Arial" w:hAnsi="Arial"/>
+                <w:sz w:val="20"/>
+                <w:szCs w:val="20"/>
+              </w:rPr>
+              <w:br/>
+              <w:t xml:space="preserve"/>
+            </w:r>
+            <w:r>
+              <w:rPr>
+                <w:rFonts w:ascii="Arial" w:cs="Arial" w:eastAsia="Arial" w:hAnsi="Arial"/>
+                <w:sz w:val="20"/>
+                <w:szCs w:val="20"/>
+              </w:rPr>
+              <w:br/>
+              <w:t xml:space="preserve"/>
+            </w:r>
+            <w:r>
+              <w:rPr>
+                <w:rFonts w:ascii="Arial" w:cs="Arial" w:eastAsia="Arial" w:hAnsi="Arial"/>
+                <w:b w:val="false"/>
+                <w:bCs w:val="false"/>
+                <w:i w:val="false"/>
+                <w:iCs w:val="false"/>
+                <w:color w:val="000000"/>
+                <w:sz w:val="20"/>
+                <w:szCs w:val="20"/>
+              </w:rPr>
+              <w:t xml:space="preserve">Step 1: Create Main File (5 min)</w:t>
+            </w:r>
+            <w:r>
+              <w:rPr>
+                <w:rFonts w:ascii="Arial" w:cs="Arial" w:eastAsia="Arial" w:hAnsi="Arial"/>
+                <w:sz w:val="20"/>
+                <w:szCs w:val="20"/>
+              </w:rPr>
+              <w:br/>
+              <w:t xml:space="preserve"/>
+            </w:r>
+            <w:r>
+              <w:rPr>
+                <w:rFonts w:ascii="Arial" w:cs="Arial" w:eastAsia="Arial" w:hAnsi="Arial"/>
+                <w:sz w:val="20"/>
+                <w:szCs w:val="20"/>
+              </w:rPr>
+              <w:br/>
+              <w:t xml:space="preserve"/>
+            </w:r>
+            <w:r>
+              <w:rPr>
+                <w:rFonts w:ascii="Arial" w:cs="Arial" w:eastAsia="Arial" w:hAnsi="Arial"/>
+                <w:b w:val="false"/>
+                <w:bCs w:val="false"/>
+                <w:i/>
+                <w:iCs/>
+                <w:color w:val="555555"/>
+                <w:sz w:val="20"/>
+                <w:szCs w:val="20"/>
+              </w:rPr>
+              <w:t xml:space="preserve">→ Teacher models — students try alongside, then compare results.</w:t>
             </w:r>
           </w:p>
         </w:tc>
@@ -435,9 +1061,9 @@
               <w:right w:val="single" w:color="CCCCCC" w:sz="1"/>
             </w:tcBorders>
             <w:tcMar>
-              <w:top w:type="dxa" w:w="60"/>
+              <w:top w:type="dxa" w:w="80"/>
               <w:left w:type="dxa" w:w="120"/>
-              <w:bottom w:type="dxa" w:w="60"/>
+              <w:bottom w:type="dxa" w:w="80"/>
               <w:right w:type="dxa" w:w="120"/>
             </w:tcMar>
           </w:tcPr>
@@ -450,7 +1076,7 @@
                 <w:sz w:val="20"/>
                 <w:szCs w:val="20"/>
               </w:rPr>
-              <w:t xml:space="preserve">15-20 min</w:t>
+              <w:t xml:space="preserve">15–20 min</w:t>
             </w:r>
           </w:p>
         </w:tc>
@@ -464,20 +1090,164 @@
               <w:right w:val="single" w:color="CCCCCC" w:sz="1"/>
             </w:tcBorders>
             <w:tcMar>
-              <w:top w:type="dxa" w:w="60"/>
+              <w:top w:type="dxa" w:w="80"/>
               <w:left w:type="dxa" w:w="120"/>
-              <w:bottom w:type="dxa" w:w="60"/>
+              <w:bottom w:type="dxa" w:w="80"/>
               <w:right w:type="dxa" w:w="120"/>
             </w:tcMar>
           </w:tcPr>
           <w:p>
-            <w:r>
-              <w:rPr>
-                <w:rFonts w:ascii="Arial" w:cs="Arial" w:eastAsia="Arial" w:hAnsi="Arial"/>
-                <w:sz w:val="20"/>
-                <w:szCs w:val="20"/>
+            <w:pPr>
+              <w:spacing w:after="80" w:before="80"/>
+            </w:pPr>
+            <w:r>
+              <w:rPr>
+                <w:rFonts w:ascii="Arial" w:cs="Arial" w:eastAsia="Arial" w:hAnsi="Arial"/>
+                <w:b/>
+                <w:bCs/>
+                <w:i w:val="false"/>
+                <w:iCs w:val="false"/>
+                <w:color w:val="000000"/>
+                <w:sz w:val="22"/>
+                <w:szCs w:val="22"/>
               </w:rPr>
               <w:t xml:space="preserve">Independent Practice / Code Along</w:t>
+            </w:r>
+            <w:r>
+              <w:rPr>
+                <w:rFonts w:ascii="Arial" w:cs="Arial" w:eastAsia="Arial" w:hAnsi="Arial"/>
+                <w:sz w:val="20"/>
+                <w:szCs w:val="20"/>
+              </w:rPr>
+              <w:br/>
+              <w:t xml:space="preserve"/>
+            </w:r>
+            <w:r>
+              <w:rPr>
+                <w:rFonts w:ascii="Arial" w:cs="Arial" w:eastAsia="Arial" w:hAnsi="Arial"/>
+                <w:b/>
+                <w:bCs/>
+                <w:i w:val="false"/>
+                <w:iCs w:val="false"/>
+                <w:color w:val="000000"/>
+                <w:sz w:val="20"/>
+                <w:szCs w:val="20"/>
+              </w:rPr>
+              <w:t xml:space="preserve">    Beginner: </w:t>
+            </w:r>
+            <w:r>
+              <w:rPr>
+                <w:rFonts w:ascii="Arial" w:cs="Arial" w:eastAsia="Arial" w:hAnsi="Arial"/>
+                <w:b w:val="false"/>
+                <w:bCs w:val="false"/>
+                <w:i w:val="false"/>
+                <w:iCs w:val="false"/>
+                <w:color w:val="000000"/>
+                <w:sz w:val="20"/>
+                <w:szCs w:val="20"/>
+              </w:rPr>
+              <w:t xml:space="preserve">Code Organization: You have 12 functions. How would you organize them with section headers?</w:t>
+            </w:r>
+            <w:r>
+              <w:rPr>
+                <w:rFonts w:ascii="Arial" w:cs="Arial" w:eastAsia="Arial" w:hAnsi="Arial"/>
+                <w:sz w:val="20"/>
+                <w:szCs w:val="20"/>
+              </w:rPr>
+              <w:br/>
+              <w:t xml:space="preserve"/>
+            </w:r>
+            <w:r>
+              <w:rPr>
+                <w:rFonts w:ascii="Arial" w:cs="Arial" w:eastAsia="Arial" w:hAnsi="Arial"/>
+                <w:b/>
+                <w:bCs/>
+                <w:i w:val="false"/>
+                <w:iCs w:val="false"/>
+                <w:color w:val="000000"/>
+                <w:sz w:val="20"/>
+                <w:szCs w:val="20"/>
+              </w:rPr>
+              <w:t xml:space="preserve">    Intermediate: </w:t>
+            </w:r>
+            <w:r>
+              <w:rPr>
+                <w:rFonts w:ascii="Arial" w:cs="Arial" w:eastAsia="Arial" w:hAnsi="Arial"/>
+                <w:b w:val="false"/>
+                <w:bCs w:val="false"/>
+                <w:i w:val="false"/>
+                <w:iCs w:val="false"/>
+                <w:color w:val="000000"/>
+                <w:sz w:val="20"/>
+                <w:szCs w:val="20"/>
+              </w:rPr>
+              <w:t xml:space="preserve">File Naming: Come up with a good filename for your project. What makes it good?</w:t>
+            </w:r>
+            <w:r>
+              <w:rPr>
+                <w:rFonts w:ascii="Arial" w:cs="Arial" w:eastAsia="Arial" w:hAnsi="Arial"/>
+                <w:sz w:val="20"/>
+                <w:szCs w:val="20"/>
+              </w:rPr>
+              <w:br/>
+              <w:t xml:space="preserve"/>
+            </w:r>
+            <w:r>
+              <w:rPr>
+                <w:rFonts w:ascii="Arial" w:cs="Arial" w:eastAsia="Arial" w:hAnsi="Arial"/>
+                <w:b/>
+                <w:bCs/>
+                <w:i w:val="false"/>
+                <w:iCs w:val="false"/>
+                <w:color w:val="000000"/>
+                <w:sz w:val="20"/>
+                <w:szCs w:val="20"/>
+              </w:rPr>
+              <w:t xml:space="preserve">    Challenge: </w:t>
+            </w:r>
+            <w:r>
+              <w:rPr>
+                <w:rFonts w:ascii="Arial" w:cs="Arial" w:eastAsia="Arial" w:hAnsi="Arial"/>
+                <w:b w:val="false"/>
+                <w:bCs w:val="false"/>
+                <w:i w:val="false"/>
+                <w:iCs w:val="false"/>
+                <w:color w:val="000000"/>
+                <w:sz w:val="20"/>
+                <w:szCs w:val="20"/>
+              </w:rPr>
+              <w:t xml:space="preserve">Commit Messages: Write 3 good commit messages for a todo app project: --- ## 🎯 Exit Ticket 1. Is your project file created with all functio…</w:t>
+            </w:r>
+            <w:r>
+              <w:rPr>
+                <w:rFonts w:ascii="Arial" w:cs="Arial" w:eastAsia="Arial" w:hAnsi="Arial"/>
+                <w:sz w:val="20"/>
+                <w:szCs w:val="20"/>
+              </w:rPr>
+              <w:br/>
+              <w:t xml:space="preserve"/>
+            </w:r>
+            <w:r>
+              <w:rPr>
+                <w:rFonts w:ascii="Arial" w:cs="Arial" w:eastAsia="Arial" w:hAnsi="Arial"/>
+                <w:sz w:val="20"/>
+                <w:szCs w:val="20"/>
+              </w:rPr>
+              <w:br/>
+              <w:t xml:space="preserve"/>
+            </w:r>
+            <w:r>
+              <w:rPr>
+                <w:rFonts w:ascii="Arial" w:cs="Arial" w:eastAsia="Arial" w:hAnsi="Arial"/>
+                <w:b w:val="false"/>
+                <w:bCs w:val="false"/>
+                <w:i/>
+                <w:iCs/>
+                <w:color w:val="555555"/>
+                <w:sz w:val="20"/>
+                <w:szCs w:val="20"/>
+              </w:rPr>
+              <w:t xml:space="preserve">→ Teacher circulates — offer hints, check for understanding.</w:t>
             </w:r>
           </w:p>
         </w:tc>
@@ -493,9 +1263,9 @@
               <w:right w:val="single" w:color="CCCCCC" w:sz="1"/>
             </w:tcBorders>
             <w:tcMar>
-              <w:top w:type="dxa" w:w="60"/>
+              <w:top w:type="dxa" w:w="80"/>
               <w:left w:type="dxa" w:w="120"/>
-              <w:bottom w:type="dxa" w:w="60"/>
+              <w:bottom w:type="dxa" w:w="80"/>
               <w:right w:type="dxa" w:w="120"/>
             </w:tcMar>
           </w:tcPr>
@@ -522,20 +1292,90 @@
               <w:right w:val="single" w:color="CCCCCC" w:sz="1"/>
             </w:tcBorders>
             <w:tcMar>
-              <w:top w:type="dxa" w:w="60"/>
+              <w:top w:type="dxa" w:w="80"/>
               <w:left w:type="dxa" w:w="120"/>
-              <w:bottom w:type="dxa" w:w="60"/>
+              <w:bottom w:type="dxa" w:w="80"/>
               <w:right w:type="dxa" w:w="120"/>
             </w:tcMar>
           </w:tcPr>
           <w:p>
-            <w:r>
-              <w:rPr>
-                <w:rFonts w:ascii="Arial" w:cs="Arial" w:eastAsia="Arial" w:hAnsi="Arial"/>
-                <w:sz w:val="20"/>
-                <w:szCs w:val="20"/>
+            <w:pPr>
+              <w:spacing w:after="80" w:before="80"/>
+            </w:pPr>
+            <w:r>
+              <w:rPr>
+                <w:rFonts w:ascii="Arial" w:cs="Arial" w:eastAsia="Arial" w:hAnsi="Arial"/>
+                <w:b/>
+                <w:bCs/>
+                <w:i w:val="false"/>
+                <w:iCs w:val="false"/>
+                <w:color w:val="000000"/>
+                <w:sz w:val="22"/>
+                <w:szCs w:val="22"/>
               </w:rPr>
               <w:t xml:space="preserve">Exit Ticket / Wrap-Up</w:t>
+            </w:r>
+            <w:r>
+              <w:rPr>
+                <w:rFonts w:ascii="Arial" w:cs="Arial" w:eastAsia="Arial" w:hAnsi="Arial"/>
+                <w:sz w:val="20"/>
+                <w:szCs w:val="20"/>
+              </w:rPr>
+              <w:br/>
+              <w:t xml:space="preserve"/>
+            </w:r>
+            <w:r>
+              <w:rPr>
+                <w:rFonts w:ascii="Arial" w:cs="Arial" w:eastAsia="Arial" w:hAnsi="Arial"/>
+                <w:sz w:val="20"/>
+                <w:szCs w:val="20"/>
+              </w:rPr>
+              <w:br/>
+              <w:t xml:space="preserve"/>
+            </w:r>
+            <w:r>
+              <w:rPr>
+                <w:rFonts w:ascii="Arial" w:cs="Arial" w:eastAsia="Arial" w:hAnsi="Arial"/>
+                <w:b w:val="false"/>
+                <w:bCs w:val="false"/>
+                <w:i w:val="false"/>
+                <w:iCs w:val="false"/>
+                <w:color w:val="000000"/>
+                <w:sz w:val="20"/>
+                <w:szCs w:val="20"/>
+              </w:rPr>
+              <w:t xml:space="preserve">Quick Check: Organize my code with a clear structure, use version control effectively, and implement core functions systematically?</w:t>
+            </w:r>
+            <w:r>
+              <w:rPr>
+                <w:rFonts w:ascii="Arial" w:cs="Arial" w:eastAsia="Arial" w:hAnsi="Arial"/>
+                <w:sz w:val="20"/>
+                <w:szCs w:val="20"/>
+              </w:rPr>
+              <w:br/>
+              <w:t xml:space="preserve"/>
+            </w:r>
+            <w:r>
+              <w:rPr>
+                <w:rFonts w:ascii="Arial" w:cs="Arial" w:eastAsia="Arial" w:hAnsi="Arial"/>
+                <w:sz w:val="20"/>
+                <w:szCs w:val="20"/>
+              </w:rPr>
+              <w:br/>
+              <w:t xml:space="preserve"/>
+            </w:r>
+            <w:r>
+              <w:rPr>
+                <w:rFonts w:ascii="Arial" w:cs="Arial" w:eastAsia="Arial" w:hAnsi="Arial"/>
+                <w:b w:val="false"/>
+                <w:bCs w:val="false"/>
+                <w:i/>
+                <w:iCs/>
+                <w:color w:val="555555"/>
+                <w:sz w:val="20"/>
+                <w:szCs w:val="20"/>
+              </w:rPr>
+              <w:t xml:space="preserve">→ 3–2–1: Name 3 things learned, 2 new vocab words, 1 question you still have.</w:t>
             </w:r>
           </w:p>
         </w:tc>
@@ -876,33 +1716,33 @@
                 <w:sz w:val="18"/>
                 <w:szCs w:val="18"/>
               </w:rPr>
-              <w:t xml:space="preserve"># ════════════════════════════════════════════════════</w:t>
-            </w:r>
-          </w:p>
-          <w:p>
-            <w:pPr>
-              <w:spacing w:after="20"/>
-            </w:pPr>
-            <w:r>
-              <w:rPr>
-                <w:rFonts w:ascii="Courier New" w:cs="Courier New" w:eastAsia="Courier New" w:hAnsi="Courier New"/>
-                <w:sz w:val="18"/>
-                <w:szCs w:val="18"/>
-              </w:rPr>
-              <w:t xml:space="preserve"># CONSTANTS</w:t>
-            </w:r>
-          </w:p>
-          <w:p>
-            <w:pPr>
-              <w:spacing w:after="20"/>
-            </w:pPr>
-            <w:r>
-              <w:rPr>
-                <w:rFonts w:ascii="Courier New" w:cs="Courier New" w:eastAsia="Courier New" w:hAnsi="Courier New"/>
-                <w:sz w:val="18"/>
-                <w:szCs w:val="18"/>
-              </w:rPr>
-              <w:t xml:space="preserve"># ════════════════════════════════════════════════════</w:t>
+              <w:t xml:space="preserve"> </w:t>
+            </w:r>
+          </w:p>
+          <w:p>
+            <w:pPr>
+              <w:spacing w:after="20"/>
+            </w:pPr>
+            <w:r>
+              <w:rPr>
+                <w:rFonts w:ascii="Courier New" w:cs="Courier New" w:eastAsia="Courier New" w:hAnsi="Courier New"/>
+                <w:sz w:val="18"/>
+                <w:szCs w:val="18"/>
+              </w:rPr>
+              <w:t xml:space="preserve"> </w:t>
+            </w:r>
+          </w:p>
+          <w:p>
+            <w:pPr>
+              <w:spacing w:after="20"/>
+            </w:pPr>
+            <w:r>
+              <w:rPr>
+                <w:rFonts w:ascii="Courier New" w:cs="Courier New" w:eastAsia="Courier New" w:hAnsi="Courier New"/>
+                <w:sz w:val="18"/>
+                <w:szCs w:val="18"/>
+              </w:rPr>
+              <w:t xml:space="preserve"> </w:t>
             </w:r>
           </w:p>
           <w:p>
@@ -967,33 +1807,33 @@
                 <w:sz w:val="18"/>
                 <w:szCs w:val="18"/>
               </w:rPr>
-              <w:t xml:space="preserve"># ════════════════════════════════════════════════════</w:t>
-            </w:r>
-          </w:p>
-          <w:p>
-            <w:pPr>
-              <w:spacing w:after="20"/>
-            </w:pPr>
-            <w:r>
-              <w:rPr>
-                <w:rFonts w:ascii="Courier New" w:cs="Courier New" w:eastAsia="Courier New" w:hAnsi="Courier New"/>
-                <w:sz w:val="18"/>
-                <w:szCs w:val="18"/>
-              </w:rPr>
-              <w:t xml:space="preserve"># INPUT FUNCTIONS</w:t>
-            </w:r>
-          </w:p>
-          <w:p>
-            <w:pPr>
-              <w:spacing w:after="20"/>
-            </w:pPr>
-            <w:r>
-              <w:rPr>
-                <w:rFonts w:ascii="Courier New" w:cs="Courier New" w:eastAsia="Courier New" w:hAnsi="Courier New"/>
-                <w:sz w:val="18"/>
-                <w:szCs w:val="18"/>
-              </w:rPr>
-              <w:t xml:space="preserve"># ════════════════════════════════════════════════════</w:t>
+              <w:t xml:space="preserve"> </w:t>
+            </w:r>
+          </w:p>
+          <w:p>
+            <w:pPr>
+              <w:spacing w:after="20"/>
+            </w:pPr>
+            <w:r>
+              <w:rPr>
+                <w:rFonts w:ascii="Courier New" w:cs="Courier New" w:eastAsia="Courier New" w:hAnsi="Courier New"/>
+                <w:sz w:val="18"/>
+                <w:szCs w:val="18"/>
+              </w:rPr>
+              <w:t xml:space="preserve"> </w:t>
+            </w:r>
+          </w:p>
+          <w:p>
+            <w:pPr>
+              <w:spacing w:after="20"/>
+            </w:pPr>
+            <w:r>
+              <w:rPr>
+                <w:rFonts w:ascii="Courier New" w:cs="Courier New" w:eastAsia="Courier New" w:hAnsi="Courier New"/>
+                <w:sz w:val="18"/>
+                <w:szCs w:val="18"/>
+              </w:rPr>
+              <w:t xml:space="preserve"> </w:t>
             </w:r>
           </w:p>
           <w:p>
@@ -1123,33 +1963,33 @@
                 <w:sz w:val="18"/>
                 <w:szCs w:val="18"/>
               </w:rPr>
-              <w:t xml:space="preserve"># ════════════════════════════════════════════════════</w:t>
-            </w:r>
-          </w:p>
-          <w:p>
-            <w:pPr>
-              <w:spacing w:after="20"/>
-            </w:pPr>
-            <w:r>
-              <w:rPr>
-                <w:rFonts w:ascii="Courier New" w:cs="Courier New" w:eastAsia="Courier New" w:hAnsi="Courier New"/>
-                <w:sz w:val="18"/>
-                <w:szCs w:val="18"/>
-              </w:rPr>
-              <w:t xml:space="preserve"># CALCULATION FUNCTIONS</w:t>
-            </w:r>
-          </w:p>
-          <w:p>
-            <w:pPr>
-              <w:spacing w:after="20"/>
-            </w:pPr>
-            <w:r>
-              <w:rPr>
-                <w:rFonts w:ascii="Courier New" w:cs="Courier New" w:eastAsia="Courier New" w:hAnsi="Courier New"/>
-                <w:sz w:val="18"/>
-                <w:szCs w:val="18"/>
-              </w:rPr>
-              <w:t xml:space="preserve"># ════════════════════════════════════════════════════</w:t>
+              <w:t xml:space="preserve"> </w:t>
+            </w:r>
+          </w:p>
+          <w:p>
+            <w:pPr>
+              <w:spacing w:after="20"/>
+            </w:pPr>
+            <w:r>
+              <w:rPr>
+                <w:rFonts w:ascii="Courier New" w:cs="Courier New" w:eastAsia="Courier New" w:hAnsi="Courier New"/>
+                <w:sz w:val="18"/>
+                <w:szCs w:val="18"/>
+              </w:rPr>
+              <w:t xml:space="preserve"> </w:t>
+            </w:r>
+          </w:p>
+          <w:p>
+            <w:pPr>
+              <w:spacing w:after="20"/>
+            </w:pPr>
+            <w:r>
+              <w:rPr>
+                <w:rFonts w:ascii="Courier New" w:cs="Courier New" w:eastAsia="Courier New" w:hAnsi="Courier New"/>
+                <w:sz w:val="18"/>
+                <w:szCs w:val="18"/>
+              </w:rPr>
+              <w:t xml:space="preserve"> </w:t>
             </w:r>
           </w:p>
           <w:p>
@@ -1279,33 +2119,33 @@
                 <w:sz w:val="18"/>
                 <w:szCs w:val="18"/>
               </w:rPr>
-              <w:t xml:space="preserve"># ════════════════════════════════════════════════════</w:t>
-            </w:r>
-          </w:p>
-          <w:p>
-            <w:pPr>
-              <w:spacing w:after="20"/>
-            </w:pPr>
-            <w:r>
-              <w:rPr>
-                <w:rFonts w:ascii="Courier New" w:cs="Courier New" w:eastAsia="Courier New" w:hAnsi="Courier New"/>
-                <w:sz w:val="18"/>
-                <w:szCs w:val="18"/>
-              </w:rPr>
-              <w:t xml:space="preserve"># OUTPUT FUNCTIONS</w:t>
-            </w:r>
-          </w:p>
-          <w:p>
-            <w:pPr>
-              <w:spacing w:after="20"/>
-            </w:pPr>
-            <w:r>
-              <w:rPr>
-                <w:rFonts w:ascii="Courier New" w:cs="Courier New" w:eastAsia="Courier New" w:hAnsi="Courier New"/>
-                <w:sz w:val="18"/>
-                <w:szCs w:val="18"/>
-              </w:rPr>
-              <w:t xml:space="preserve"># ════════════════════════════════════════════════════</w:t>
+              <w:t xml:space="preserve"> </w:t>
+            </w:r>
+          </w:p>
+          <w:p>
+            <w:pPr>
+              <w:spacing w:after="20"/>
+            </w:pPr>
+            <w:r>
+              <w:rPr>
+                <w:rFonts w:ascii="Courier New" w:cs="Courier New" w:eastAsia="Courier New" w:hAnsi="Courier New"/>
+                <w:sz w:val="18"/>
+                <w:szCs w:val="18"/>
+              </w:rPr>
+              <w:t xml:space="preserve"> </w:t>
+            </w:r>
+          </w:p>
+          <w:p>
+            <w:pPr>
+              <w:spacing w:after="20"/>
+            </w:pPr>
+            <w:r>
+              <w:rPr>
+                <w:rFonts w:ascii="Courier New" w:cs="Courier New" w:eastAsia="Courier New" w:hAnsi="Courier New"/>
+                <w:sz w:val="18"/>
+                <w:szCs w:val="18"/>
+              </w:rPr>
+              <w:t xml:space="preserve"> </w:t>
             </w:r>
           </w:p>
           <w:p>
@@ -1383,33 +2223,33 @@
                 <w:sz w:val="18"/>
                 <w:szCs w:val="18"/>
               </w:rPr>
-              <w:t xml:space="preserve"># ════════════════════════════════════════════════════</w:t>
-            </w:r>
-          </w:p>
-          <w:p>
-            <w:pPr>
-              <w:spacing w:after="20"/>
-            </w:pPr>
-            <w:r>
-              <w:rPr>
-                <w:rFonts w:ascii="Courier New" w:cs="Courier New" w:eastAsia="Courier New" w:hAnsi="Courier New"/>
-                <w:sz w:val="18"/>
-                <w:szCs w:val="18"/>
-              </w:rPr>
-              <w:t xml:space="preserve"># FILE I/O FUNCTIONS</w:t>
-            </w:r>
-          </w:p>
-          <w:p>
-            <w:pPr>
-              <w:spacing w:after="20"/>
-            </w:pPr>
-            <w:r>
-              <w:rPr>
-                <w:rFonts w:ascii="Courier New" w:cs="Courier New" w:eastAsia="Courier New" w:hAnsi="Courier New"/>
-                <w:sz w:val="18"/>
-                <w:szCs w:val="18"/>
-              </w:rPr>
-              <w:t xml:space="preserve"># ════════════════════════════════════════════════════</w:t>
+              <w:t xml:space="preserve"> </w:t>
+            </w:r>
+          </w:p>
+          <w:p>
+            <w:pPr>
+              <w:spacing w:after="20"/>
+            </w:pPr>
+            <w:r>
+              <w:rPr>
+                <w:rFonts w:ascii="Courier New" w:cs="Courier New" w:eastAsia="Courier New" w:hAnsi="Courier New"/>
+                <w:sz w:val="18"/>
+                <w:szCs w:val="18"/>
+              </w:rPr>
+              <w:t xml:space="preserve"> </w:t>
+            </w:r>
+          </w:p>
+          <w:p>
+            <w:pPr>
+              <w:spacing w:after="20"/>
+            </w:pPr>
+            <w:r>
+              <w:rPr>
+                <w:rFonts w:ascii="Courier New" w:cs="Courier New" w:eastAsia="Courier New" w:hAnsi="Courier New"/>
+                <w:sz w:val="18"/>
+                <w:szCs w:val="18"/>
+              </w:rPr>
+              <w:t xml:space="preserve"> </w:t>
             </w:r>
           </w:p>
           <w:p>
@@ -1487,33 +2327,33 @@
                 <w:sz w:val="18"/>
                 <w:szCs w:val="18"/>
               </w:rPr>
-              <w:t xml:space="preserve"># ════════════════════════════════════════════════════</w:t>
-            </w:r>
-          </w:p>
-          <w:p>
-            <w:pPr>
-              <w:spacing w:after="20"/>
-            </w:pPr>
-            <w:r>
-              <w:rPr>
-                <w:rFonts w:ascii="Courier New" w:cs="Courier New" w:eastAsia="Courier New" w:hAnsi="Courier New"/>
-                <w:sz w:val="18"/>
-                <w:szCs w:val="18"/>
-              </w:rPr>
-              <w:t xml:space="preserve"># MAIN</w:t>
-            </w:r>
-          </w:p>
-          <w:p>
-            <w:pPr>
-              <w:spacing w:after="20"/>
-            </w:pPr>
-            <w:r>
-              <w:rPr>
-                <w:rFonts w:ascii="Courier New" w:cs="Courier New" w:eastAsia="Courier New" w:hAnsi="Courier New"/>
-                <w:sz w:val="18"/>
-                <w:szCs w:val="18"/>
-              </w:rPr>
-              <w:t xml:space="preserve"># ════════════════════════════════════════════════════</w:t>
+              <w:t xml:space="preserve"> </w:t>
+            </w:r>
+          </w:p>
+          <w:p>
+            <w:pPr>
+              <w:spacing w:after="20"/>
+            </w:pPr>
+            <w:r>
+              <w:rPr>
+                <w:rFonts w:ascii="Courier New" w:cs="Courier New" w:eastAsia="Courier New" w:hAnsi="Courier New"/>
+                <w:sz w:val="18"/>
+                <w:szCs w:val="18"/>
+              </w:rPr>
+              <w:t xml:space="preserve"> </w:t>
+            </w:r>
+          </w:p>
+          <w:p>
+            <w:pPr>
+              <w:spacing w:after="20"/>
+            </w:pPr>
+            <w:r>
+              <w:rPr>
+                <w:rFonts w:ascii="Courier New" w:cs="Courier New" w:eastAsia="Courier New" w:hAnsi="Courier New"/>
+                <w:sz w:val="18"/>
+                <w:szCs w:val="18"/>
+              </w:rPr>
+              <w:t xml:space="preserve"> </w:t>
             </w:r>
           </w:p>
           <w:p>
@@ -1658,19 +2498,6 @@
                 <w:sz w:val="18"/>
                 <w:szCs w:val="18"/>
               </w:rPr>
-              <w:t xml:space="preserve"># Initialize git (once)</w:t>
-            </w:r>
-          </w:p>
-          <w:p>
-            <w:pPr>
-              <w:spacing w:after="20"/>
-            </w:pPr>
-            <w:r>
-              <w:rPr>
-                <w:rFonts w:ascii="Courier New" w:cs="Courier New" w:eastAsia="Courier New" w:hAnsi="Courier New"/>
-                <w:sz w:val="18"/>
-                <w:szCs w:val="18"/>
-              </w:rPr>
               <w:t xml:space="preserve">git init</w:t>
             </w:r>
           </w:p>
@@ -1697,7 +2524,7 @@
                 <w:sz w:val="18"/>
                 <w:szCs w:val="18"/>
               </w:rPr>
-              <w:t xml:space="preserve"># After each day of work</w:t>
+              <w:t xml:space="preserve"> </w:t>
             </w:r>
           </w:p>
           <w:p>
@@ -1749,7 +2576,7 @@
                 <w:sz w:val="18"/>
                 <w:szCs w:val="18"/>
               </w:rPr>
-              <w:t xml:space="preserve"># Good commit messages describe what changed</w:t>
+              <w:t xml:space="preserve"> </w:t>
             </w:r>
           </w:p>
           <w:p>

--- a/Coding 1 - year/Unit 7 - Project Development/Daily Lesson Plans/Word/Day 156.docx
+++ b/Coding 1 - year/Unit 7 - Project Development/Daily Lesson Plans/Word/Day 156.docx
@@ -380,7 +380,7 @@
                 <w:sz w:val="20"/>
                 <w:szCs w:val="20"/>
               </w:rPr>
-              <w:t xml:space="preserve">    In your own words: Organize my code with a clear structure, use version control effectively, and implement core functions systematically?</w:t>
+              <w:t xml:space="preserve">    Why does it matter how we organize my code with a clear structure, use version control effectively, and implement core functions systematically? What could go wrong if data is disorganized?</w:t>
             </w:r>
             <w:r>
               <w:rPr>
@@ -477,7 +477,7 @@
                 <w:sz w:val="20"/>
                 <w:szCs w:val="20"/>
               </w:rPr>
-              <w:t xml:space="preserve">Today's Goal: By the end of class you will be able to organize my code with a clear structure, use version control effectively, and implement core functions systematically.</w:t>
+              <w:t xml:space="preserve">Today’s Goal: By the end of class you will be able to organize my code with a clear structure, use version control effectively, and implement core functions systematically.</w:t>
             </w:r>
             <w:r>
               <w:rPr>
@@ -1344,7 +1344,7 @@
                 <w:sz w:val="20"/>
                 <w:szCs w:val="20"/>
               </w:rPr>
-              <w:t xml:space="preserve">Quick Check: Organize my code with a clear structure, use version control effectively, and implement core functions systematically?</w:t>
+              <w:t xml:space="preserve">Why is it important to organize my code with a clear structure, use version control effectively, and implement core functions systematically? What happens if you don't?</w:t>
             </w:r>
             <w:r>
               <w:rPr>

--- a/Coding 1 - year/Unit 7 - Project Development/Daily Lesson Plans/Word/Day 156.docx
+++ b/Coding 1 - year/Unit 7 - Project Development/Daily Lesson Plans/Word/Day 156.docx
@@ -446,7 +446,7 @@
                 <w:sz w:val="20"/>
                 <w:szCs w:val="20"/>
               </w:rPr>
-              <w:t xml:space="preserve">    • Why organize this way?</w:t>
+              <w:t xml:space="preserve">    • Why organize this way?   •   Day 156   •   Day 157   •   Day 158   •   Day 159   •   Day 160</w:t>
             </w:r>
             <w:r>
               <w:rPr>
@@ -808,6 +808,94 @@
             <w:r>
               <w:rPr>
                 <w:rFonts w:ascii="Arial" w:cs="Arial" w:eastAsia="Arial" w:hAnsi="Arial"/>
+                <w:b w:val="false"/>
+                <w:bCs w:val="false"/>
+                <w:i w:val="false"/>
+                <w:iCs w:val="false"/>
+                <w:color w:val="000000"/>
+                <w:sz w:val="20"/>
+                <w:szCs w:val="20"/>
+              </w:rPr>
+              <w:t xml:space="preserve">    • Day 156: Structure, setup, begin functions ← You are here</w:t>
+            </w:r>
+            <w:r>
+              <w:rPr>
+                <w:rFonts w:ascii="Arial" w:cs="Arial" w:eastAsia="Arial" w:hAnsi="Arial"/>
+                <w:sz w:val="20"/>
+                <w:szCs w:val="20"/>
+              </w:rPr>
+              <w:br/>
+              <w:t xml:space="preserve"/>
+            </w:r>
+            <w:r>
+              <w:rPr>
+                <w:rFonts w:ascii="Arial" w:cs="Arial" w:eastAsia="Arial" w:hAnsi="Arial"/>
+                <w:b w:val="false"/>
+                <w:bCs w:val="false"/>
+                <w:i w:val="false"/>
+                <w:iCs w:val="false"/>
+                <w:color w:val="000000"/>
+                <w:sz w:val="20"/>
+                <w:szCs w:val="20"/>
+              </w:rPr>
+              <w:t xml:space="preserve">    • Day 157: Core feature development (work day)</w:t>
+            </w:r>
+            <w:r>
+              <w:rPr>
+                <w:rFonts w:ascii="Arial" w:cs="Arial" w:eastAsia="Arial" w:hAnsi="Arial"/>
+                <w:sz w:val="20"/>
+                <w:szCs w:val="20"/>
+              </w:rPr>
+              <w:br/>
+              <w:t xml:space="preserve"/>
+            </w:r>
+            <w:r>
+              <w:rPr>
+                <w:rFonts w:ascii="Arial" w:cs="Arial" w:eastAsia="Arial" w:hAnsi="Arial"/>
+                <w:b w:val="false"/>
+                <w:bCs w:val="false"/>
+                <w:i w:val="false"/>
+                <w:iCs w:val="false"/>
+                <w:color w:val="000000"/>
+                <w:sz w:val="20"/>
+                <w:szCs w:val="20"/>
+              </w:rPr>
+              <w:t xml:space="preserve">    • Day 158: Core feature development (work day)</w:t>
+            </w:r>
+            <w:r>
+              <w:rPr>
+                <w:rFonts w:ascii="Arial" w:cs="Arial" w:eastAsia="Arial" w:hAnsi="Arial"/>
+                <w:sz w:val="20"/>
+                <w:szCs w:val="20"/>
+              </w:rPr>
+              <w:br/>
+              <w:t xml:space="preserve"/>
+            </w:r>
+            <w:r>
+              <w:rPr>
+                <w:rFonts w:ascii="Arial" w:cs="Arial" w:eastAsia="Arial" w:hAnsi="Arial"/>
+                <w:b w:val="false"/>
+                <w:bCs w:val="false"/>
+                <w:i w:val="false"/>
+                <w:iCs w:val="false"/>
+                <w:color w:val="000000"/>
+                <w:sz w:val="20"/>
+                <w:szCs w:val="20"/>
+              </w:rPr>
+              <w:t xml:space="preserve">    • Day 159: Code review and debugging</w:t>
+            </w:r>
+            <w:r>
+              <w:rPr>
+                <w:rFonts w:ascii="Arial" w:cs="Arial" w:eastAsia="Arial" w:hAnsi="Arial"/>
+                <w:sz w:val="20"/>
+                <w:szCs w:val="20"/>
+              </w:rPr>
+              <w:br/>
+              <w:t xml:space="preserve"/>
+            </w:r>
+            <w:r>
+              <w:rPr>
+                <w:rFonts w:ascii="Arial" w:cs="Arial" w:eastAsia="Arial" w:hAnsi="Arial"/>
                 <w:sz w:val="20"/>
                 <w:szCs w:val="20"/>
               </w:rPr>
@@ -838,7 +926,7 @@
                 <w:sz w:val="20"/>
                 <w:szCs w:val="20"/>
               </w:rPr>
-              <w:t xml:space="preserve">Why organize this way?</w:t>
+              <w:t xml:space="preserve">Why organize this way?, Day 156, Day 157, Day 158, Day 159, Day 160</w:t>
             </w:r>
             <w:r>
               <w:rPr>
@@ -1216,7 +1304,7 @@
                 <w:sz w:val="20"/>
                 <w:szCs w:val="20"/>
               </w:rPr>
-              <w:t xml:space="preserve">Commit Messages: Write 3 good commit messages for a todo app project: --- ## 🎯 Exit Ticket 1. Is your project file created with all functio…</w:t>
+              <w:t xml:space="preserve">Commit Messages: Write 3 good commit messages for a todo app project: ---</w:t>
             </w:r>
             <w:r>
               <w:rPr>
@@ -1530,6 +1618,129 @@
           <w:szCs w:val="20"/>
         </w:rPr>
         <w:t xml:space="preserve">After each working session, commit your progress:</w:t>
+      </w:r>
+    </w:p>
+    <w:p>
+      <w:pPr>
+        <w:spacing w:after="60"/>
+        <w:ind w:left="360"/>
+      </w:pPr>
+      <w:r>
+        <w:rPr>
+          <w:rFonts w:ascii="Arial" w:cs="Arial" w:eastAsia="Arial" w:hAnsi="Arial"/>
+          <w:sz w:val="20"/>
+          <w:szCs w:val="20"/>
+        </w:rPr>
+        <w:t xml:space="preserve">• </w:t>
+      </w:r>
+      <w:r>
+        <w:rPr>
+          <w:rFonts w:ascii="Arial" w:cs="Arial" w:eastAsia="Arial" w:hAnsi="Arial"/>
+          <w:sz w:val="20"/>
+          <w:szCs w:val="20"/>
+        </w:rPr>
+        <w:t xml:space="preserve">Day 156: Structure, setup, begin functions ← You are here</w:t>
+      </w:r>
+    </w:p>
+    <w:p>
+      <w:pPr>
+        <w:spacing w:after="60"/>
+        <w:ind w:left="360"/>
+      </w:pPr>
+      <w:r>
+        <w:rPr>
+          <w:rFonts w:ascii="Arial" w:cs="Arial" w:eastAsia="Arial" w:hAnsi="Arial"/>
+          <w:sz w:val="20"/>
+          <w:szCs w:val="20"/>
+        </w:rPr>
+        <w:t xml:space="preserve">• </w:t>
+      </w:r>
+      <w:r>
+        <w:rPr>
+          <w:rFonts w:ascii="Arial" w:cs="Arial" w:eastAsia="Arial" w:hAnsi="Arial"/>
+          <w:sz w:val="20"/>
+          <w:szCs w:val="20"/>
+        </w:rPr>
+        <w:t xml:space="preserve">Day 157: Core feature development (work day)</w:t>
+      </w:r>
+    </w:p>
+    <w:p>
+      <w:pPr>
+        <w:spacing w:after="60"/>
+        <w:ind w:left="360"/>
+      </w:pPr>
+      <w:r>
+        <w:rPr>
+          <w:rFonts w:ascii="Arial" w:cs="Arial" w:eastAsia="Arial" w:hAnsi="Arial"/>
+          <w:sz w:val="20"/>
+          <w:szCs w:val="20"/>
+        </w:rPr>
+        <w:t xml:space="preserve">• </w:t>
+      </w:r>
+      <w:r>
+        <w:rPr>
+          <w:rFonts w:ascii="Arial" w:cs="Arial" w:eastAsia="Arial" w:hAnsi="Arial"/>
+          <w:sz w:val="20"/>
+          <w:szCs w:val="20"/>
+        </w:rPr>
+        <w:t xml:space="preserve">Day 158: Core feature development (work day)</w:t>
+      </w:r>
+    </w:p>
+    <w:p>
+      <w:pPr>
+        <w:spacing w:after="60"/>
+        <w:ind w:left="360"/>
+      </w:pPr>
+      <w:r>
+        <w:rPr>
+          <w:rFonts w:ascii="Arial" w:cs="Arial" w:eastAsia="Arial" w:hAnsi="Arial"/>
+          <w:sz w:val="20"/>
+          <w:szCs w:val="20"/>
+        </w:rPr>
+        <w:t xml:space="preserve">• </w:t>
+      </w:r>
+      <w:r>
+        <w:rPr>
+          <w:rFonts w:ascii="Arial" w:cs="Arial" w:eastAsia="Arial" w:hAnsi="Arial"/>
+          <w:sz w:val="20"/>
+          <w:szCs w:val="20"/>
+        </w:rPr>
+        <w:t xml:space="preserve">Day 159: Code review and debugging</w:t>
+      </w:r>
+    </w:p>
+    <w:p>
+      <w:pPr>
+        <w:spacing w:after="60"/>
+        <w:ind w:left="360"/>
+      </w:pPr>
+      <w:r>
+        <w:rPr>
+          <w:rFonts w:ascii="Arial" w:cs="Arial" w:eastAsia="Arial" w:hAnsi="Arial"/>
+          <w:sz w:val="20"/>
+          <w:szCs w:val="20"/>
+        </w:rPr>
+        <w:t xml:space="preserve">• </w:t>
+      </w:r>
+      <w:r>
+        <w:rPr>
+          <w:rFonts w:ascii="Arial" w:cs="Arial" w:eastAsia="Arial" w:hAnsi="Arial"/>
+          <w:sz w:val="20"/>
+          <w:szCs w:val="20"/>
+        </w:rPr>
+        <w:t xml:space="preserve">Day 160: Progress check and retrospective</w:t>
+      </w:r>
+    </w:p>
+    <w:p>
+      <w:pPr>
+        <w:spacing w:after="60"/>
+      </w:pPr>
+      <w:r>
+        <w:rPr>
+          <w:rFonts w:ascii="Arial" w:cs="Arial" w:eastAsia="Arial" w:hAnsi="Arial"/>
+          <w:sz w:val="20"/>
+          <w:szCs w:val="20"/>
+        </w:rPr>
+        <w:t xml:space="preserve">Goal by Day 160: All core features working and reviewed.</w:t>
       </w:r>
     </w:p>
     <w:p>
@@ -2982,7 +3193,7 @@
           <w:sz w:val="20"/>
           <w:szCs w:val="20"/>
         </w:rPr>
-        <w:t xml:space="preserve">Commit Messages: Write 3 good commit messages for a todo app project: --- ## 🎯 Exit Ticket 1. Is your project file created with all function stubs? 2. Does it run without errors? 3. Have you tested one simple function? (Push your structured project file to your workspace!) --- ## Sprint 1 Overview </w:t>
+        <w:t xml:space="preserve">Commit Messages: Write 3 good commit messages for a todo app project: ---</w:t>
       </w:r>
     </w:p>
     <w:p>
